--- a/Docs/File_Consumer_Design_Specification.docx
+++ b/Docs/File_Consumer_Design_Specification.docx
@@ -814,7 +814,7 @@
           <w:sz w:val="22"/>
           <w:szCs w:val="22"/>
         </w:rPr>
-        <w:t xml:space="preserve">Every execute module shares the same atomicity model: when no managed transaction is active on the session, Oracle's OCITransCommit fires automatically at the end of a successful call. On a genuine connection-level failure, the calling worker's own health check and reconnect logic (4.4) takes over - the execute module itself doesn't need to know about this; it just returns its normal failure to the caller, exactly as it always has.</w:t>
+        <w:t xml:space="preserve">Every execute module shares the same atomicity model: when no managed transaction is active on the session, Oracle's OCITransCommit fires automatically at the end of a successful call. On a genuine connection-level failure, the calling worker's own health check and reconnect logic (4.4) takes over - the execute module itself doesn't need to know about this; it just returns its normal failure to the caller, exactly as it always has. [Confirmed true as of 2026-09-23. Was silently false for standalone (transaction_required=0) Insert/Update/Delete calls from 2026-07-26 to 2026-09-23 - begin_standalone_tx_if_needed()'s side effect of setting ctx-&gt;active_tx for audit-ID purposes made these calls wrongly skip their own commit; see db_driver_Interface_and_New_Driver_Guide.docx's Section 6 for the full account.]</w:t>
       </w:r>
     </w:p>
     <w:p>
@@ -1101,7 +1101,7 @@
           <w:sz w:val="22"/>
           <w:szCs w:val="22"/>
         </w:rPr>
-        <w:t xml:space="preserve">Gives a client explicit control over transaction boundaries spanning multiple DML calls, on top of Oracle's manual-commit-by-default OCI behaviour. Because the same OCI session is reused for every call within one logical session, work issued between tx_begin() and tx_commit()/tx_rollback() belongs to the same Oracle transaction automatically.</w:t>
+        <w:t xml:space="preserve">Gives a client explicit control over transaction boundaries spanning multiple DML calls, on top of Oracle's manual-commit-by-default OCI behaviour. Because the same OCI session is reused for every call within one logical session, work issued between tx_begin() and tx_commit()/tx_rollback() belongs to the same Oracle transaction automatically. Commit retries (tx_max_retries/tx_retry_delay_ms) added 2026-09-22. Since 2026-09-23 the same retry mechanics are shared with the standalone (no managed transaction) commit path via oci_trans_commit_retry() - driver_oracle.c's oracle_commit() no longer has to fail immediately on a transient OCI error the way it used to.</w:t>
       </w:r>
     </w:p>
     <w:p>
